--- a/classes/S26-CSCI8795/syllabus_S26_AdvCloud.docx
+++ b/classes/S26-CSCI8795/syllabus_S26_AdvCloud.docx
@@ -906,54 +906,6 @@
         <w:rPr>
           <w:rFonts w:ascii="Times" w:hAnsi="Times" w:cs="Times"/>
           <w:b/>
-          <w:bCs/>
-          <w:color w:val="FF0000"/>
-        </w:rPr>
-      </w:pPr>
-      <w:r>
-        <w:rPr>
-          <w:rFonts w:ascii="Times" w:hAnsi="Times" w:cs="Times"/>
-          <w:b/>
-          <w:bCs/>
-        </w:rPr>
-        <w:t>3) Late Submission Policy:</w:t>
-      </w:r>
-      <w:r>
-        <w:rPr>
-          <w:rFonts w:ascii="Times" w:hAnsi="Times" w:cs="Times"/>
-        </w:rPr>
-        <w:t xml:space="preserve"> Late submission policy will be applied to all deadlines and submissions, including paper selection and team building.</w:t>
-      </w:r>
-      <w:r>
-        <w:rPr>
-          <w:rFonts w:ascii="Times" w:hAnsi="Times" w:cs="Times"/>
-        </w:rPr>
-        <w:t xml:space="preserve"> </w:t>
-      </w:r>
-      <w:r>
-        <w:rPr>
-          <w:rFonts w:ascii="Times" w:hAnsi="Times" w:cs="Times"/>
-          <w:b/>
-          <w:bCs/>
-          <w:color w:val="FF0000"/>
-        </w:rPr>
-        <w:t>Less than 24 hours late – 20% penalty. 24 to 48 hours late – 40% penalty. Later than 48 hours – 0 pt</w:t>
-      </w:r>
-    </w:p>
-    <w:p>
-      <w:pPr>
-        <w:spacing w:before="60" w:after="60"/>
-        <w:rPr>
-          <w:rFonts w:ascii="Times" w:hAnsi="Times" w:cs="Times"/>
-        </w:rPr>
-      </w:pPr>
-    </w:p>
-    <w:p>
-      <w:pPr>
-        <w:spacing w:before="60" w:after="60"/>
-        <w:rPr>
-          <w:rFonts w:ascii="Times" w:hAnsi="Times" w:cs="Times"/>
-          <w:b/>
           <w:u w:val="single"/>
         </w:rPr>
       </w:pPr>
@@ -1058,7 +1010,7 @@
               <w:rPr>
                 <w:rFonts w:ascii="Times" w:hAnsi="Times" w:cs="Times"/>
               </w:rPr>
-              <w:t>Class Participation</w:t>
+              <w:t>Paper Presentation</w:t>
             </w:r>
           </w:p>
         </w:tc>
@@ -1077,7 +1029,7 @@
               <w:rPr>
                 <w:rFonts w:ascii="Times" w:hAnsi="Times" w:cs="Times"/>
               </w:rPr>
-              <w:t>10%</w:t>
+              <w:t>30%</w:t>
             </w:r>
           </w:p>
         </w:tc>
@@ -1098,7 +1050,7 @@
               <w:rPr>
                 <w:rFonts w:ascii="Times" w:hAnsi="Times" w:cs="Times"/>
               </w:rPr>
-              <w:t>Paper Presentation</w:t>
+              <w:t>Research Project</w:t>
             </w:r>
           </w:p>
         </w:tc>
@@ -1117,47 +1069,7 @@
               <w:rPr>
                 <w:rFonts w:ascii="Times" w:hAnsi="Times" w:cs="Times"/>
               </w:rPr>
-              <w:t>25%</w:t>
-            </w:r>
-          </w:p>
-        </w:tc>
-      </w:tr>
-      <w:tr>
-        <w:tc>
-          <w:tcPr>
-            <w:tcW w:w="3086" w:type="dxa"/>
-          </w:tcPr>
-          <w:p>
-            <w:pPr>
-              <w:spacing w:before="60" w:after="60"/>
-              <w:rPr>
-                <w:rFonts w:ascii="Times" w:hAnsi="Times" w:cs="Times"/>
-              </w:rPr>
-            </w:pPr>
-            <w:r>
-              <w:rPr>
-                <w:rFonts w:ascii="Times" w:hAnsi="Times" w:cs="Times"/>
-              </w:rPr>
-              <w:t>Research Project</w:t>
-            </w:r>
-          </w:p>
-        </w:tc>
-        <w:tc>
-          <w:tcPr>
-            <w:tcW w:w="4649" w:type="dxa"/>
-          </w:tcPr>
-          <w:p>
-            <w:pPr>
-              <w:spacing w:before="60" w:after="60"/>
-              <w:rPr>
-                <w:rFonts w:ascii="Times" w:hAnsi="Times" w:cs="Times"/>
-              </w:rPr>
-            </w:pPr>
-            <w:r>
-              <w:rPr>
-                <w:rFonts w:ascii="Times" w:hAnsi="Times" w:cs="Times"/>
-              </w:rPr>
-              <w:t>65%</w:t>
+              <w:t>70%</w:t>
             </w:r>
           </w:p>
         </w:tc>
